--- a/a7/build/out/u3/A7 3.04  Question Bank - Additional Key.docx
+++ b/a7/build/out/u3/A7 3.04  Question Bank - Additional Key.docx
@@ -2660,8 +2660,67 @@
             <w:r>
               <w:drawing>
                 <wp:inline xmlns:a="http://schemas.openxmlformats.org/drawingml/2006/main" xmlns:pic="http://schemas.openxmlformats.org/drawingml/2006/picture">
+                  <wp:extent cx="118872" cy="213360"/>
+                  <wp:docPr id="38" name="Picture 38"/>
+                  <wp:cNvGraphicFramePr>
+                    <a:graphicFrameLocks noChangeAspect="1"/>
+                  </wp:cNvGraphicFramePr>
+                  <a:graphic>
+                    <a:graphicData uri="http://schemas.openxmlformats.org/drawingml/2006/picture">
+                      <pic:pic>
+                        <pic:nvPicPr>
+                          <pic:cNvPr id="0" name="c4e3560be252b283.png"/>
+                          <pic:cNvPicPr/>
+                        </pic:nvPicPr>
+                        <pic:blipFill>
+                          <a:blip r:embed="rId46"/>
+                          <a:stretch>
+                            <a:fillRect/>
+                          </a:stretch>
+                        </pic:blipFill>
+                        <pic:spPr>
+                          <a:xfrm>
+                            <a:off x="0" y="0"/>
+                            <a:ext cx="118872" cy="213360"/>
+                          </a:xfrm>
+                          <a:prstGeom prst="rect"/>
+                        </pic:spPr>
+                      </pic:pic>
+                    </a:graphicData>
+                  </a:graphic>
+                </wp:inline>
+              </w:drawing>
+            </w:r>
+          </w:p>
+          <w:p>
+            <w:pPr>
+              <w:spacing w:before="40" w:after="40"/>
+              <w:ind w:left="1300" w:hanging="380"/>
+            </w:pPr>
+            <w:r>
+              <w:rPr>
+                <w:rFonts w:ascii="FreeSerif" w:hAnsi="FreeSerif" w:eastAsia="FreeSerif"/>
+                <w:b w:val="0"/>
+                <w:i w:val="0"/>
+                <w:color w:val="1A1A1A"/>
+                <w:sz w:val="22"/>
+              </w:rPr>
+              <w:t xml:space="preserve">○   </w:t>
+            </w:r>
+            <w:r>
+              <w:rPr>
+                <w:b w:val="0"/>
+                <w:i w:val="0"/>
+                <w:color w:val="1A1A1A"/>
+                <w:sz w:val="22"/>
+              </w:rPr>
+              <w:t xml:space="preserve">C.  </w:t>
+            </w:r>
+            <w:r>
+              <w:drawing>
+                <wp:inline xmlns:a="http://schemas.openxmlformats.org/drawingml/2006/main" xmlns:pic="http://schemas.openxmlformats.org/drawingml/2006/picture">
                   <wp:extent cx="252984" cy="115824"/>
-                  <wp:docPr id="38" name="Picture 38"/>
+                  <wp:docPr id="39" name="Picture 39"/>
                   <wp:cNvGraphicFramePr>
                     <a:graphicFrameLocks noChangeAspect="1"/>
                   </wp:cNvGraphicFramePr>
@@ -2673,7 +2732,7 @@
                           <pic:cNvPicPr/>
                         </pic:nvPicPr>
                         <pic:blipFill>
-                          <a:blip r:embed="rId46"/>
+                          <a:blip r:embed="rId47"/>
                           <a:stretch>
                             <a:fillRect/>
                           </a:stretch>
@@ -2714,13 +2773,13 @@
                 <w:color w:val="1A1A1A"/>
                 <w:sz w:val="22"/>
               </w:rPr>
-              <w:t xml:space="preserve">C.  </w:t>
+              <w:t xml:space="preserve">D.  </w:t>
             </w:r>
             <w:r>
               <w:drawing>
                 <wp:inline xmlns:a="http://schemas.openxmlformats.org/drawingml/2006/main" xmlns:pic="http://schemas.openxmlformats.org/drawingml/2006/picture">
                   <wp:extent cx="265176" cy="112776"/>
-                  <wp:docPr id="39" name="Picture 39"/>
+                  <wp:docPr id="40" name="Picture 40"/>
                   <wp:cNvGraphicFramePr>
                     <a:graphicFrameLocks noChangeAspect="1"/>
                   </wp:cNvGraphicFramePr>
@@ -2732,7 +2791,7 @@
                           <pic:cNvPicPr/>
                         </pic:nvPicPr>
                         <pic:blipFill>
-                          <a:blip r:embed="rId47"/>
+                          <a:blip r:embed="rId48"/>
                           <a:stretch>
                             <a:fillRect/>
                           </a:stretch>
@@ -2741,65 +2800,6 @@
                           <a:xfrm>
                             <a:off x="0" y="0"/>
                             <a:ext cx="265176" cy="112776"/>
-                          </a:xfrm>
-                          <a:prstGeom prst="rect"/>
-                        </pic:spPr>
-                      </pic:pic>
-                    </a:graphicData>
-                  </a:graphic>
-                </wp:inline>
-              </w:drawing>
-            </w:r>
-          </w:p>
-          <w:p>
-            <w:pPr>
-              <w:spacing w:before="40" w:after="40"/>
-              <w:ind w:left="1300" w:hanging="380"/>
-            </w:pPr>
-            <w:r>
-              <w:rPr>
-                <w:rFonts w:ascii="FreeSerif" w:hAnsi="FreeSerif" w:eastAsia="FreeSerif"/>
-                <w:b w:val="0"/>
-                <w:i w:val="0"/>
-                <w:color w:val="1A1A1A"/>
-                <w:sz w:val="22"/>
-              </w:rPr>
-              <w:t xml:space="preserve">○   </w:t>
-            </w:r>
-            <w:r>
-              <w:rPr>
-                <w:b w:val="0"/>
-                <w:i w:val="0"/>
-                <w:color w:val="1A1A1A"/>
-                <w:sz w:val="22"/>
-              </w:rPr>
-              <w:t xml:space="preserve">D.  </w:t>
-            </w:r>
-            <w:r>
-              <w:drawing>
-                <wp:inline xmlns:a="http://schemas.openxmlformats.org/drawingml/2006/main" xmlns:pic="http://schemas.openxmlformats.org/drawingml/2006/picture">
-                  <wp:extent cx="118872" cy="213360"/>
-                  <wp:docPr id="40" name="Picture 40"/>
-                  <wp:cNvGraphicFramePr>
-                    <a:graphicFrameLocks noChangeAspect="1"/>
-                  </wp:cNvGraphicFramePr>
-                  <a:graphic>
-                    <a:graphicData uri="http://schemas.openxmlformats.org/drawingml/2006/picture">
-                      <pic:pic>
-                        <pic:nvPicPr>
-                          <pic:cNvPr id="0" name="c4e3560be252b283.png"/>
-                          <pic:cNvPicPr/>
-                        </pic:nvPicPr>
-                        <pic:blipFill>
-                          <a:blip r:embed="rId48"/>
-                          <a:stretch>
-                            <a:fillRect/>
-                          </a:stretch>
-                        </pic:blipFill>
-                        <pic:spPr>
-                          <a:xfrm>
-                            <a:off x="0" y="0"/>
-                            <a:ext cx="118872" cy="213360"/>
                           </a:xfrm>
                           <a:prstGeom prst="rect"/>
                         </pic:spPr>
@@ -2945,16 +2945,16 @@
                 <w:rFonts w:ascii="FreeSerif" w:hAnsi="FreeSerif" w:eastAsia="FreeSerif"/>
                 <w:b w:val="0"/>
                 <w:i w:val="0"/>
-                <w:color w:val="9E1B32"/>
+                <w:color w:val="1A1A1A"/>
                 <w:sz w:val="22"/>
               </w:rPr>
-              <w:t xml:space="preserve">☒   </w:t>
+              <w:t xml:space="preserve">☐   </w:t>
             </w:r>
             <w:r>
               <w:rPr>
-                <w:b/>
+                <w:b w:val="0"/>
                 <w:i w:val="0"/>
-                <w:color w:val="9E1B32"/>
+                <w:color w:val="1A1A1A"/>
                 <w:sz w:val="22"/>
               </w:rPr>
               <w:t xml:space="preserve">A.  </w:t>
@@ -2962,7 +2962,7 @@
             <w:r>
               <w:drawing>
                 <wp:inline xmlns:a="http://schemas.openxmlformats.org/drawingml/2006/main" xmlns:pic="http://schemas.openxmlformats.org/drawingml/2006/picture">
-                  <wp:extent cx="210312" cy="143256"/>
+                  <wp:extent cx="207264" cy="143256"/>
                   <wp:docPr id="42" name="Picture 42"/>
                   <wp:cNvGraphicFramePr>
                     <a:graphicFrameLocks noChangeAspect="1"/>
@@ -2971,7 +2971,7 @@
                     <a:graphicData uri="http://schemas.openxmlformats.org/drawingml/2006/picture">
                       <pic:pic>
                         <pic:nvPicPr>
-                          <pic:cNvPr id="0" name="c022019c6933bb9d.png"/>
+                          <pic:cNvPr id="0" name="ec8ef7d6c3def925.png"/>
                           <pic:cNvPicPr/>
                         </pic:nvPicPr>
                         <pic:blipFill>
@@ -2983,7 +2983,7 @@
                         <pic:spPr>
                           <a:xfrm>
                             <a:off x="0" y="0"/>
-                            <a:ext cx="210312" cy="143256"/>
+                            <a:ext cx="207264" cy="143256"/>
                           </a:xfrm>
                           <a:prstGeom prst="rect"/>
                         </pic:spPr>
@@ -3021,8 +3021,126 @@
             <w:r>
               <w:drawing>
                 <wp:inline xmlns:a="http://schemas.openxmlformats.org/drawingml/2006/main" xmlns:pic="http://schemas.openxmlformats.org/drawingml/2006/picture">
+                  <wp:extent cx="210312" cy="143256"/>
+                  <wp:docPr id="43" name="Picture 43"/>
+                  <wp:cNvGraphicFramePr>
+                    <a:graphicFrameLocks noChangeAspect="1"/>
+                  </wp:cNvGraphicFramePr>
+                  <a:graphic>
+                    <a:graphicData uri="http://schemas.openxmlformats.org/drawingml/2006/picture">
+                      <pic:pic>
+                        <pic:nvPicPr>
+                          <pic:cNvPr id="0" name="c022019c6933bb9d.png"/>
+                          <pic:cNvPicPr/>
+                        </pic:nvPicPr>
+                        <pic:blipFill>
+                          <a:blip r:embed="rId51"/>
+                          <a:stretch>
+                            <a:fillRect/>
+                          </a:stretch>
+                        </pic:blipFill>
+                        <pic:spPr>
+                          <a:xfrm>
+                            <a:off x="0" y="0"/>
+                            <a:ext cx="210312" cy="143256"/>
+                          </a:xfrm>
+                          <a:prstGeom prst="rect"/>
+                        </pic:spPr>
+                      </pic:pic>
+                    </a:graphicData>
+                  </a:graphic>
+                </wp:inline>
+              </w:drawing>
+            </w:r>
+          </w:p>
+          <w:p>
+            <w:pPr>
+              <w:spacing w:before="40" w:after="40"/>
+              <w:ind w:left="1300" w:hanging="380"/>
+            </w:pPr>
+            <w:r>
+              <w:rPr>
+                <w:rFonts w:ascii="FreeSerif" w:hAnsi="FreeSerif" w:eastAsia="FreeSerif"/>
+                <w:b w:val="0"/>
+                <w:i w:val="0"/>
+                <w:color w:val="1A1A1A"/>
+                <w:sz w:val="22"/>
+              </w:rPr>
+              <w:t xml:space="preserve">☐   </w:t>
+            </w:r>
+            <w:r>
+              <w:rPr>
+                <w:b w:val="0"/>
+                <w:i w:val="0"/>
+                <w:color w:val="1A1A1A"/>
+                <w:sz w:val="22"/>
+              </w:rPr>
+              <w:t xml:space="preserve">C.  </w:t>
+            </w:r>
+            <w:r>
+              <w:drawing>
+                <wp:inline xmlns:a="http://schemas.openxmlformats.org/drawingml/2006/main" xmlns:pic="http://schemas.openxmlformats.org/drawingml/2006/picture">
+                  <wp:extent cx="240791" cy="143256"/>
+                  <wp:docPr id="44" name="Picture 44"/>
+                  <wp:cNvGraphicFramePr>
+                    <a:graphicFrameLocks noChangeAspect="1"/>
+                  </wp:cNvGraphicFramePr>
+                  <a:graphic>
+                    <a:graphicData uri="http://schemas.openxmlformats.org/drawingml/2006/picture">
+                      <pic:pic>
+                        <pic:nvPicPr>
+                          <pic:cNvPr id="0" name="d275b92c7d345167.png"/>
+                          <pic:cNvPicPr/>
+                        </pic:nvPicPr>
+                        <pic:blipFill>
+                          <a:blip r:embed="rId52"/>
+                          <a:stretch>
+                            <a:fillRect/>
+                          </a:stretch>
+                        </pic:blipFill>
+                        <pic:spPr>
+                          <a:xfrm>
+                            <a:off x="0" y="0"/>
+                            <a:ext cx="240791" cy="143256"/>
+                          </a:xfrm>
+                          <a:prstGeom prst="rect"/>
+                        </pic:spPr>
+                      </pic:pic>
+                    </a:graphicData>
+                  </a:graphic>
+                </wp:inline>
+              </w:drawing>
+            </w:r>
+          </w:p>
+          <w:p>
+            <w:pPr>
+              <w:spacing w:before="40" w:after="40"/>
+              <w:ind w:left="1300" w:hanging="380"/>
+            </w:pPr>
+            <w:r>
+              <w:rPr>
+                <w:rFonts w:ascii="FreeSerif" w:hAnsi="FreeSerif" w:eastAsia="FreeSerif"/>
+                <w:b w:val="0"/>
+                <w:i w:val="0"/>
+                <w:color w:val="9E1B32"/>
+                <w:sz w:val="22"/>
+              </w:rPr>
+              <w:t xml:space="preserve">☒   </w:t>
+            </w:r>
+            <w:r>
+              <w:rPr>
+                <w:b/>
+                <w:i w:val="0"/>
+                <w:color w:val="9E1B32"/>
+                <w:sz w:val="22"/>
+              </w:rPr>
+              <w:t xml:space="preserve">D.  </w:t>
+            </w:r>
+            <w:r>
+              <w:drawing>
+                <wp:inline xmlns:a="http://schemas.openxmlformats.org/drawingml/2006/main" xmlns:pic="http://schemas.openxmlformats.org/drawingml/2006/picture">
                   <wp:extent cx="213360" cy="146304"/>
-                  <wp:docPr id="43" name="Picture 43"/>
+                  <wp:docPr id="45" name="Picture 45"/>
                   <wp:cNvGraphicFramePr>
                     <a:graphicFrameLocks noChangeAspect="1"/>
                   </wp:cNvGraphicFramePr>
@@ -3034,7 +3152,7 @@
                           <pic:cNvPicPr/>
                         </pic:nvPicPr>
                         <pic:blipFill>
-                          <a:blip r:embed="rId51"/>
+                          <a:blip r:embed="rId53"/>
                           <a:stretch>
                             <a:fillRect/>
                           </a:stretch>
@@ -3075,13 +3193,13 @@
                 <w:color w:val="9E1B32"/>
                 <w:sz w:val="22"/>
               </w:rPr>
-              <w:t xml:space="preserve">C.  </w:t>
+              <w:t xml:space="preserve">E.  </w:t>
             </w:r>
             <w:r>
               <w:drawing>
                 <wp:inline xmlns:a="http://schemas.openxmlformats.org/drawingml/2006/main" xmlns:pic="http://schemas.openxmlformats.org/drawingml/2006/picture">
-                  <wp:extent cx="274320" cy="216408"/>
-                  <wp:docPr id="44" name="Picture 44"/>
+                  <wp:extent cx="164592" cy="256032"/>
+                  <wp:docPr id="46" name="Picture 46"/>
                   <wp:cNvGraphicFramePr>
                     <a:graphicFrameLocks noChangeAspect="1"/>
                   </wp:cNvGraphicFramePr>
@@ -3089,11 +3207,11 @@
                     <a:graphicData uri="http://schemas.openxmlformats.org/drawingml/2006/picture">
                       <pic:pic>
                         <pic:nvPicPr>
-                          <pic:cNvPr id="0" name="d0fc9add43ee612f.png"/>
+                          <pic:cNvPr id="0" name="eacfa50ac764f843.png"/>
                           <pic:cNvPicPr/>
                         </pic:nvPicPr>
                         <pic:blipFill>
-                          <a:blip r:embed="rId52"/>
+                          <a:blip r:embed="rId54"/>
                           <a:stretch>
                             <a:fillRect/>
                           </a:stretch>
@@ -3101,7 +3219,7 @@
                         <pic:spPr>
                           <a:xfrm>
                             <a:off x="0" y="0"/>
-                            <a:ext cx="274320" cy="216408"/>
+                            <a:ext cx="164592" cy="256032"/>
                           </a:xfrm>
                           <a:prstGeom prst="rect"/>
                         </pic:spPr>
@@ -3134,130 +3252,12 @@
                 <w:color w:val="9E1B32"/>
                 <w:sz w:val="22"/>
               </w:rPr>
-              <w:t xml:space="preserve">D.  </w:t>
-            </w:r>
-            <w:r>
-              <w:drawing>
-                <wp:inline xmlns:a="http://schemas.openxmlformats.org/drawingml/2006/main" xmlns:pic="http://schemas.openxmlformats.org/drawingml/2006/picture">
-                  <wp:extent cx="164592" cy="256032"/>
-                  <wp:docPr id="45" name="Picture 45"/>
-                  <wp:cNvGraphicFramePr>
-                    <a:graphicFrameLocks noChangeAspect="1"/>
-                  </wp:cNvGraphicFramePr>
-                  <a:graphic>
-                    <a:graphicData uri="http://schemas.openxmlformats.org/drawingml/2006/picture">
-                      <pic:pic>
-                        <pic:nvPicPr>
-                          <pic:cNvPr id="0" name="eacfa50ac764f843.png"/>
-                          <pic:cNvPicPr/>
-                        </pic:nvPicPr>
-                        <pic:blipFill>
-                          <a:blip r:embed="rId53"/>
-                          <a:stretch>
-                            <a:fillRect/>
-                          </a:stretch>
-                        </pic:blipFill>
-                        <pic:spPr>
-                          <a:xfrm>
-                            <a:off x="0" y="0"/>
-                            <a:ext cx="164592" cy="256032"/>
-                          </a:xfrm>
-                          <a:prstGeom prst="rect"/>
-                        </pic:spPr>
-                      </pic:pic>
-                    </a:graphicData>
-                  </a:graphic>
-                </wp:inline>
-              </w:drawing>
-            </w:r>
-          </w:p>
-          <w:p>
-            <w:pPr>
-              <w:spacing w:before="40" w:after="40"/>
-              <w:ind w:left="1300" w:hanging="380"/>
-            </w:pPr>
-            <w:r>
-              <w:rPr>
-                <w:rFonts w:ascii="FreeSerif" w:hAnsi="FreeSerif" w:eastAsia="FreeSerif"/>
-                <w:b w:val="0"/>
-                <w:i w:val="0"/>
-                <w:color w:val="1A1A1A"/>
-                <w:sz w:val="22"/>
-              </w:rPr>
-              <w:t xml:space="preserve">☐   </w:t>
-            </w:r>
-            <w:r>
-              <w:rPr>
-                <w:b w:val="0"/>
-                <w:i w:val="0"/>
-                <w:color w:val="1A1A1A"/>
-                <w:sz w:val="22"/>
-              </w:rPr>
-              <w:t xml:space="preserve">E.  </w:t>
-            </w:r>
-            <w:r>
-              <w:drawing>
-                <wp:inline xmlns:a="http://schemas.openxmlformats.org/drawingml/2006/main" xmlns:pic="http://schemas.openxmlformats.org/drawingml/2006/picture">
-                  <wp:extent cx="240791" cy="143256"/>
-                  <wp:docPr id="46" name="Picture 46"/>
-                  <wp:cNvGraphicFramePr>
-                    <a:graphicFrameLocks noChangeAspect="1"/>
-                  </wp:cNvGraphicFramePr>
-                  <a:graphic>
-                    <a:graphicData uri="http://schemas.openxmlformats.org/drawingml/2006/picture">
-                      <pic:pic>
-                        <pic:nvPicPr>
-                          <pic:cNvPr id="0" name="d275b92c7d345167.png"/>
-                          <pic:cNvPicPr/>
-                        </pic:nvPicPr>
-                        <pic:blipFill>
-                          <a:blip r:embed="rId54"/>
-                          <a:stretch>
-                            <a:fillRect/>
-                          </a:stretch>
-                        </pic:blipFill>
-                        <pic:spPr>
-                          <a:xfrm>
-                            <a:off x="0" y="0"/>
-                            <a:ext cx="240791" cy="143256"/>
-                          </a:xfrm>
-                          <a:prstGeom prst="rect"/>
-                        </pic:spPr>
-                      </pic:pic>
-                    </a:graphicData>
-                  </a:graphic>
-                </wp:inline>
-              </w:drawing>
-            </w:r>
-          </w:p>
-          <w:p>
-            <w:pPr>
-              <w:spacing w:before="40" w:after="40"/>
-              <w:ind w:left="1300" w:hanging="380"/>
-            </w:pPr>
-            <w:r>
-              <w:rPr>
-                <w:rFonts w:ascii="FreeSerif" w:hAnsi="FreeSerif" w:eastAsia="FreeSerif"/>
-                <w:b w:val="0"/>
-                <w:i w:val="0"/>
-                <w:color w:val="1A1A1A"/>
-                <w:sz w:val="22"/>
-              </w:rPr>
-              <w:t xml:space="preserve">☐   </w:t>
-            </w:r>
-            <w:r>
-              <w:rPr>
-                <w:b w:val="0"/>
-                <w:i w:val="0"/>
-                <w:color w:val="1A1A1A"/>
-                <w:sz w:val="22"/>
-              </w:rPr>
               <w:t xml:space="preserve">F.  </w:t>
             </w:r>
             <w:r>
               <w:drawing>
                 <wp:inline xmlns:a="http://schemas.openxmlformats.org/drawingml/2006/main" xmlns:pic="http://schemas.openxmlformats.org/drawingml/2006/picture">
-                  <wp:extent cx="207264" cy="143256"/>
+                  <wp:extent cx="274320" cy="216408"/>
                   <wp:docPr id="47" name="Picture 47"/>
                   <wp:cNvGraphicFramePr>
                     <a:graphicFrameLocks noChangeAspect="1"/>
@@ -3266,7 +3266,7 @@
                     <a:graphicData uri="http://schemas.openxmlformats.org/drawingml/2006/picture">
                       <pic:pic>
                         <pic:nvPicPr>
-                          <pic:cNvPr id="0" name="ec8ef7d6c3def925.png"/>
+                          <pic:cNvPr id="0" name="d0fc9add43ee612f.png"/>
                           <pic:cNvPicPr/>
                         </pic:nvPicPr>
                         <pic:blipFill>
@@ -3278,7 +3278,7 @@
                         <pic:spPr>
                           <a:xfrm>
                             <a:off x="0" y="0"/>
-                            <a:ext cx="207264" cy="143256"/>
+                            <a:ext cx="274320" cy="216408"/>
                           </a:xfrm>
                           <a:prstGeom prst="rect"/>
                         </pic:spPr>
@@ -3301,7 +3301,7 @@
                 <w:color w:val="9E1B32"/>
                 <w:sz w:val="22"/>
               </w:rPr>
-              <w:t>A, B, C and D</w:t>
+              <w:t>B, D, E and F</w:t>
             </w:r>
           </w:p>
           <w:p>
@@ -3316,7 +3316,7 @@
                 <w:color w:val="6B6B6B"/>
                 <w:sz w:val="19"/>
               </w:rPr>
-              <w:t>D: −6 − (−2) = −4.</w:t>
+              <w:t>E: −6 − (−2) = −4.</w:t>
             </w:r>
           </w:p>
         </w:tc>
